--- a/Doc/IMTS_Mix_Optimization_Feasibility_Updated.docx
+++ b/Doc/IMTS_Mix_Optimization_Feasibility_Updated.docx
@@ -1207,19 +1207,8 @@
           <w:color w:val="1F497D" w:themeColor="text2"/>
           <w:sz w:val="26"/>
         </w:rPr>
-        <w:t xml:space="preserve">Recommended </w:t>
+        <w:t>Recommended direction</w:t>
       </w:r>
-      <w:proofErr w:type="gramStart"/>
-      <w:r>
-        <w:rPr>
-          <w:rFonts w:ascii="Calibri" w:hAnsi="Calibri"/>
-          <w:b/>
-          <w:color w:val="1F497D" w:themeColor="text2"/>
-          <w:sz w:val="26"/>
-        </w:rPr>
-        <w:t>direction</w:t>
-      </w:r>
-      <w:proofErr w:type="gramEnd"/>
     </w:p>
     <w:tbl>
       <w:tblPr>
@@ -1253,9 +1242,9 @@
                 <w:color w:val="1F4E78"/>
                 <w:sz w:val="16"/>
               </w:rPr>
-              <w:t xml:space="preserve">BEST CURRENT </w:t>
+              <w:t xml:space="preserve">BEST CURRENT USE  </w:t>
             </w:r>
-            <w:proofErr w:type="gramStart"/>
+            <w:proofErr w:type="spellStart"/>
             <w:r>
               <w:rPr>
                 <w:rFonts w:ascii="Calibri" w:hAnsi="Calibri"/>
@@ -1263,9 +1252,9 @@
                 <w:color w:val="1F4E78"/>
                 <w:sz w:val="16"/>
               </w:rPr>
-              <w:t xml:space="preserve">USE  </w:t>
+              <w:t>Use</w:t>
             </w:r>
-            <w:proofErr w:type="spellStart"/>
+            <w:proofErr w:type="spellEnd"/>
             <w:r>
               <w:rPr>
                 <w:rFonts w:ascii="Calibri" w:hAnsi="Calibri"/>
@@ -1273,38 +1262,7 @@
                 <w:color w:val="1F4E78"/>
                 <w:sz w:val="16"/>
               </w:rPr>
-              <w:t>Use</w:t>
-            </w:r>
-            <w:proofErr w:type="spellEnd"/>
-            <w:proofErr w:type="gramEnd"/>
-            <w:r>
-              <w:rPr>
-                <w:rFonts w:ascii="Calibri" w:hAnsi="Calibri"/>
-                <w:b/>
-                <w:color w:val="1F4E78"/>
-                <w:sz w:val="16"/>
-              </w:rPr>
-              <w:t xml:space="preserve"> 7-day and 28-day strength history to screen mix performance, identify recurring low-margin/failure patterns or consistent overstrength, and flag mixes for materials-engineer review. Machine learning should support the review—not automatically </w:t>
-            </w:r>
-            <w:proofErr w:type="gramStart"/>
-            <w:r>
-              <w:rPr>
-                <w:rFonts w:ascii="Calibri" w:hAnsi="Calibri"/>
-                <w:b/>
-                <w:color w:val="1F4E78"/>
-                <w:sz w:val="16"/>
-              </w:rPr>
-              <w:t>change</w:t>
-            </w:r>
-            <w:proofErr w:type="gramEnd"/>
-            <w:r>
-              <w:rPr>
-                <w:rFonts w:ascii="Calibri" w:hAnsi="Calibri"/>
-                <w:b/>
-                <w:color w:val="1F4E78"/>
-                <w:sz w:val="16"/>
-              </w:rPr>
-              <w:t xml:space="preserve"> a mix design. True optimization will require richer, standardized batch/mix-design data and validation through the approved trial-batch/submittal process.</w:t>
+              <w:t xml:space="preserve"> 7-day and 28-day strength history to screen mix performance, identify recurring low-margin/failure patterns or consistent overstrength, and flag mixes for materials-engineer review. Machine learning should support the review—not automatically change a mix design. True optimization will require richer, standardized batch/mix-design data and validation through the approved trial-batch/submittal process.</w:t>
             </w:r>
           </w:p>
         </w:tc>
@@ -2562,7 +2520,7 @@
           <w:numId w:val="12"/>
         </w:numPr>
         <w:rPr>
-          <w:rFonts w:eastAsia="Batang"/>
+          <w:rFonts w:eastAsia="Batang" w:hint="eastAsia"/>
           <w:lang w:eastAsia="ko-KR"/>
         </w:rPr>
       </w:pPr>
@@ -2584,14 +2542,6 @@
       </w:r>
     </w:p>
     <w:p>
-      <w:pPr>
-        <w:rPr>
-          <w:rFonts w:eastAsia="Batang" w:hint="eastAsia"/>
-          <w:lang w:eastAsia="ko-KR"/>
-        </w:rPr>
-      </w:pPr>
-    </w:p>
-    <w:p>
       <w:r>
         <w:t>The Day-7 models were much stronger than the Day-0 model. The strongest result was Full Context + Day 7, with an average error of about 320 psi and R² of about 0.924.</w:t>
       </w:r>
@@ -2610,125 +2560,14 @@
       </w:r>
     </w:p>
     <w:p>
+      <w:pPr>
+        <w:rPr>
+          <w:rFonts w:eastAsia="Batang" w:hint="eastAsia"/>
+          <w:lang w:eastAsia="ko-KR"/>
+        </w:rPr>
+      </w:pPr>
       <w:r>
         <w:t>For this analysis, Failure = Actual 28-day strength &lt; Required 28-day strength. This is an analytical risk flag, not the final engineering acceptance decision.</w:t>
-      </w:r>
-    </w:p>
-    <w:p>
-      <w:pPr>
-        <w:rPr>
-          <w:rFonts w:eastAsia="Aptos" w:cs="Aptos"/>
-          <w:color w:val="000000" w:themeColor="text1"/>
-          <w:szCs w:val="21"/>
-        </w:rPr>
-      </w:pPr>
-      <w:r>
-        <w:rPr>
-          <w:rFonts w:eastAsia="Aptos" w:cs="Aptos"/>
-          <w:b/>
-          <w:bCs/>
-          <w:color w:val="000000" w:themeColor="text1"/>
-          <w:szCs w:val="21"/>
-        </w:rPr>
-        <w:t xml:space="preserve">Positive class = Fail. </w:t>
-      </w:r>
-      <w:r>
-        <w:rPr>
-          <w:rFonts w:eastAsia="Aptos" w:cs="Aptos"/>
-          <w:color w:val="000000" w:themeColor="text1"/>
-          <w:szCs w:val="21"/>
-        </w:rPr>
-        <w:t>A test is labeled Fail for this analytical screening when its actual 28-day strength is below the applicable required 28-day strength. Pass is the negative class.</w:t>
-      </w:r>
-    </w:p>
-    <w:p>
-      <w:pPr>
-        <w:rPr>
-          <w:rFonts w:eastAsia="Aptos" w:cs="Aptos"/>
-          <w:color w:val="000000" w:themeColor="text1"/>
-          <w:szCs w:val="21"/>
-        </w:rPr>
-      </w:pPr>
-      <w:r>
-        <w:rPr>
-          <w:rFonts w:eastAsia="Aptos" w:cs="Aptos"/>
-          <w:b/>
-          <w:bCs/>
-          <w:color w:val="000000" w:themeColor="text1"/>
-          <w:szCs w:val="21"/>
-        </w:rPr>
-        <w:t xml:space="preserve">Recall means: </w:t>
-      </w:r>
-      <w:r>
-        <w:rPr>
-          <w:rFonts w:eastAsia="Aptos" w:cs="Aptos"/>
-          <w:color w:val="000000" w:themeColor="text1"/>
-          <w:szCs w:val="21"/>
-        </w:rPr>
-        <w:t xml:space="preserve">Of all tests that </w:t>
-      </w:r>
-      <w:proofErr w:type="gramStart"/>
-      <w:r>
-        <w:rPr>
-          <w:rFonts w:eastAsia="Aptos" w:cs="Aptos"/>
-          <w:color w:val="000000" w:themeColor="text1"/>
-          <w:szCs w:val="21"/>
-        </w:rPr>
-        <w:t>actually failed</w:t>
-      </w:r>
-      <w:proofErr w:type="gramEnd"/>
-      <w:r>
-        <w:rPr>
-          <w:rFonts w:eastAsia="Aptos" w:cs="Aptos"/>
-          <w:color w:val="000000" w:themeColor="text1"/>
-          <w:szCs w:val="21"/>
-        </w:rPr>
-        <w:t>, what percentage did the model identify as Fail? For example, recall = 0.90 means the model found about 90% of the actual failures and missed about 10%.</w:t>
-      </w:r>
-    </w:p>
-    <w:p>
-      <w:pPr>
-        <w:rPr>
-          <w:rFonts w:eastAsia="Aptos" w:cs="Aptos"/>
-          <w:color w:val="000000" w:themeColor="text1"/>
-          <w:szCs w:val="21"/>
-        </w:rPr>
-      </w:pPr>
-      <w:r>
-        <w:rPr>
-          <w:rFonts w:eastAsia="Aptos" w:cs="Aptos"/>
-          <w:b/>
-          <w:bCs/>
-          <w:color w:val="000000" w:themeColor="text1"/>
-          <w:szCs w:val="21"/>
-        </w:rPr>
-        <w:t xml:space="preserve">Precision means: </w:t>
-      </w:r>
-      <w:r>
-        <w:rPr>
-          <w:rFonts w:eastAsia="Aptos" w:cs="Aptos"/>
-          <w:color w:val="000000" w:themeColor="text1"/>
-          <w:szCs w:val="21"/>
-        </w:rPr>
-        <w:t xml:space="preserve">Of all tests the model flagged as Fail, what percentage were </w:t>
-      </w:r>
-      <w:proofErr w:type="gramStart"/>
-      <w:r>
-        <w:rPr>
-          <w:rFonts w:eastAsia="Aptos" w:cs="Aptos"/>
-          <w:color w:val="000000" w:themeColor="text1"/>
-          <w:szCs w:val="21"/>
-        </w:rPr>
-        <w:t>actually Fail</w:t>
-      </w:r>
-      <w:proofErr w:type="gramEnd"/>
-      <w:r>
-        <w:rPr>
-          <w:rFonts w:eastAsia="Aptos" w:cs="Aptos"/>
-          <w:color w:val="000000" w:themeColor="text1"/>
-          <w:szCs w:val="21"/>
-        </w:rPr>
-        <w:t>?</w:t>
       </w:r>
     </w:p>
     <w:tbl>
@@ -3145,39 +2984,8 @@
                 <w:sz w:val="16"/>
                 <w:szCs w:val="16"/>
               </w:rPr>
-              <w:t xml:space="preserve">Day 0 - Field + </w:t>
+              <w:t>Day 0 - Field + Context(supplier, plant, mix )</w:t>
             </w:r>
-            <w:proofErr w:type="gramStart"/>
-            <w:r>
-              <w:rPr>
-                <w:rFonts w:eastAsia="Aptos" w:cs="Aptos"/>
-                <w:color w:val="000000" w:themeColor="text1"/>
-                <w:sz w:val="16"/>
-                <w:szCs w:val="16"/>
-              </w:rPr>
-              <w:t>Context(</w:t>
-            </w:r>
-            <w:proofErr w:type="gramEnd"/>
-            <w:r>
-              <w:rPr>
-                <w:rFonts w:eastAsia="Aptos" w:cs="Aptos"/>
-                <w:color w:val="000000" w:themeColor="text1"/>
-                <w:sz w:val="16"/>
-                <w:szCs w:val="16"/>
-              </w:rPr>
-              <w:t xml:space="preserve">supplier, plant, </w:t>
-            </w:r>
-            <w:proofErr w:type="gramStart"/>
-            <w:r>
-              <w:rPr>
-                <w:rFonts w:eastAsia="Aptos" w:cs="Aptos"/>
-                <w:color w:val="000000" w:themeColor="text1"/>
-                <w:sz w:val="16"/>
-                <w:szCs w:val="16"/>
-              </w:rPr>
-              <w:t>mix )</w:t>
-            </w:r>
-            <w:proofErr w:type="gramEnd"/>
           </w:p>
         </w:tc>
         <w:tc>
@@ -3511,19 +3319,8 @@
                 <w:sz w:val="16"/>
                 <w:szCs w:val="16"/>
               </w:rPr>
-              <w:t xml:space="preserve">Day 7 - Field + Context (supplier, plant, </w:t>
+              <w:t>Day 7 - Field + Context (supplier, plant, mix )</w:t>
             </w:r>
-            <w:proofErr w:type="gramStart"/>
-            <w:r>
-              <w:rPr>
-                <w:rFonts w:eastAsia="Aptos" w:cs="Aptos"/>
-                <w:color w:val="000000" w:themeColor="text1"/>
-                <w:sz w:val="16"/>
-                <w:szCs w:val="16"/>
-              </w:rPr>
-              <w:t>mix )</w:t>
-            </w:r>
-            <w:proofErr w:type="gramEnd"/>
           </w:p>
         </w:tc>
         <w:tc>
@@ -3674,7 +3471,109 @@
         </w:tc>
       </w:tr>
     </w:tbl>
-    <w:p/>
+    <w:p>
+      <w:pPr>
+        <w:rPr>
+          <w:rFonts w:eastAsia="Batang"/>
+          <w:lang w:eastAsia="ko-KR"/>
+        </w:rPr>
+      </w:pPr>
+    </w:p>
+    <w:p>
+      <w:pPr>
+        <w:pStyle w:val="ListParagraph"/>
+        <w:numPr>
+          <w:ilvl w:val="0"/>
+          <w:numId w:val="13"/>
+        </w:numPr>
+        <w:rPr>
+          <w:rFonts w:eastAsia="Aptos" w:cs="Aptos"/>
+          <w:color w:val="000000" w:themeColor="text1"/>
+          <w:szCs w:val="21"/>
+        </w:rPr>
+      </w:pPr>
+      <w:r>
+        <w:rPr>
+          <w:rFonts w:eastAsia="Aptos" w:cs="Aptos"/>
+          <w:b/>
+          <w:bCs/>
+          <w:color w:val="000000" w:themeColor="text1"/>
+          <w:szCs w:val="21"/>
+        </w:rPr>
+        <w:t xml:space="preserve">Positive class = Fail. </w:t>
+      </w:r>
+      <w:r>
+        <w:rPr>
+          <w:rFonts w:eastAsia="Aptos" w:cs="Aptos"/>
+          <w:color w:val="000000" w:themeColor="text1"/>
+          <w:szCs w:val="21"/>
+        </w:rPr>
+        <w:t>A test is labeled Fail for this analytical screening when its actual 28-day strength is below the applicable required 28-day strength. Pass is the negative class.</w:t>
+      </w:r>
+    </w:p>
+    <w:p>
+      <w:pPr>
+        <w:pStyle w:val="ListParagraph"/>
+        <w:numPr>
+          <w:ilvl w:val="0"/>
+          <w:numId w:val="13"/>
+        </w:numPr>
+        <w:rPr>
+          <w:rFonts w:eastAsia="Aptos" w:cs="Aptos"/>
+          <w:color w:val="000000" w:themeColor="text1"/>
+          <w:szCs w:val="21"/>
+        </w:rPr>
+      </w:pPr>
+      <w:r>
+        <w:rPr>
+          <w:rFonts w:eastAsia="Aptos" w:cs="Aptos"/>
+          <w:b/>
+          <w:bCs/>
+          <w:color w:val="000000" w:themeColor="text1"/>
+          <w:szCs w:val="21"/>
+        </w:rPr>
+        <w:t xml:space="preserve">Recall means: </w:t>
+      </w:r>
+      <w:r>
+        <w:rPr>
+          <w:rFonts w:eastAsia="Aptos" w:cs="Aptos"/>
+          <w:color w:val="000000" w:themeColor="text1"/>
+          <w:szCs w:val="21"/>
+        </w:rPr>
+        <w:t>Of all tests that actually failed, what percentage did the model identify as Fail? For example, recall = 0.90 means the model found about 90% of the actual failures and missed about 10%.</w:t>
+      </w:r>
+    </w:p>
+    <w:p>
+      <w:pPr>
+        <w:pStyle w:val="ListParagraph"/>
+        <w:numPr>
+          <w:ilvl w:val="0"/>
+          <w:numId w:val="13"/>
+        </w:numPr>
+        <w:rPr>
+          <w:rFonts w:eastAsia="Batang" w:hint="eastAsia"/>
+          <w:lang w:eastAsia="ko-KR"/>
+        </w:rPr>
+      </w:pPr>
+      <w:r>
+        <w:rPr>
+          <w:rFonts w:eastAsia="Aptos" w:cs="Aptos"/>
+          <w:b/>
+          <w:bCs/>
+          <w:color w:val="000000" w:themeColor="text1"/>
+          <w:szCs w:val="21"/>
+        </w:rPr>
+        <w:t xml:space="preserve">Precision means: </w:t>
+      </w:r>
+      <w:r>
+        <w:rPr>
+          <w:rFonts w:eastAsia="Aptos" w:cs="Aptos"/>
+          <w:color w:val="000000" w:themeColor="text1"/>
+          <w:szCs w:val="21"/>
+        </w:rPr>
+        <w:t>Of all tests the model flagged as Fail, what percentage were actually Fail?</w:t>
+      </w:r>
+    </w:p>
     <w:p>
       <w:r>
         <w:t>The table above uses a classifier threshold of 0.50. Day 0 + Context is better than Day 0 Field alone, but Day-0 precision remains low. Day 7 is much stronger: the models identify about 90% of actual failures at the 0.50 threshold.</w:t>
@@ -3712,7 +3611,24 @@
           <w:color w:val="000000" w:themeColor="text1"/>
           <w:szCs w:val="21"/>
         </w:rPr>
-        <w:t>A regression prediction can also be converted into a risk flag by comparing predicted 28-day strength with the required 28-day strength. We compared that approach with a separate classifier.</w:t>
+        <w:t xml:space="preserve">A regression prediction can also be converted into a risk flag by comparing predicted 28-day strength with the required 28-day strength. </w:t>
+      </w:r>
+      <w:r>
+        <w:rPr>
+          <w:rFonts w:eastAsia="Batang" w:cs="Aptos" w:hint="eastAsia"/>
+          <w:color w:val="000000" w:themeColor="text1"/>
+          <w:szCs w:val="21"/>
+          <w:lang w:eastAsia="ko-KR"/>
+        </w:rPr>
+        <w:t>I</w:t>
+      </w:r>
+      <w:r>
+        <w:rPr>
+          <w:rFonts w:eastAsia="Aptos" w:cs="Aptos"/>
+          <w:color w:val="000000" w:themeColor="text1"/>
+          <w:szCs w:val="21"/>
+        </w:rPr>
+        <w:t xml:space="preserve"> compared that approach with a separate classifier.</w:t>
       </w:r>
     </w:p>
     <w:tbl>
@@ -4321,7 +4237,6 @@
                 <w:sz w:val="16"/>
                 <w:szCs w:val="16"/>
               </w:rPr>
-              <w:lastRenderedPageBreak/>
               <w:t>Day 7 - Field + Context</w:t>
             </w:r>
           </w:p>
@@ -4449,9 +4364,10 @@
     <w:p>
       <w:pPr>
         <w:rPr>
-          <w:rFonts w:eastAsia="Aptos" w:cs="Aptos"/>
+          <w:rFonts w:eastAsia="Batang" w:cs="Aptos" w:hint="eastAsia"/>
           <w:color w:val="000000" w:themeColor="text1"/>
           <w:szCs w:val="21"/>
+          <w:lang w:eastAsia="ko-KR"/>
         </w:rPr>
       </w:pPr>
       <w:r>
@@ -4460,54 +4376,35 @@
           <w:color w:val="000000" w:themeColor="text1"/>
           <w:szCs w:val="21"/>
         </w:rPr>
-        <w:t xml:space="preserve">At a strict regression margin of 0 psi, regression has higher precision but much lower recall. In other words, it creates fewer alerts, but it misses many actual failures. This is especially clear </w:t>
-      </w:r>
-      <w:proofErr w:type="gramStart"/>
-      <w:r>
-        <w:rPr>
-          <w:rFonts w:eastAsia="Aptos" w:cs="Aptos"/>
-          <w:color w:val="000000" w:themeColor="text1"/>
-          <w:szCs w:val="21"/>
-        </w:rPr>
-        <w:t>at</w:t>
-      </w:r>
-      <w:proofErr w:type="gramEnd"/>
-      <w:r>
-        <w:rPr>
-          <w:rFonts w:eastAsia="Aptos" w:cs="Aptos"/>
-          <w:color w:val="000000" w:themeColor="text1"/>
-          <w:szCs w:val="21"/>
-        </w:rPr>
-        <w:t xml:space="preserve"> Day 0 and still important </w:t>
-      </w:r>
-      <w:proofErr w:type="gramStart"/>
-      <w:r>
-        <w:rPr>
-          <w:rFonts w:eastAsia="Aptos" w:cs="Aptos"/>
-          <w:color w:val="000000" w:themeColor="text1"/>
-          <w:szCs w:val="21"/>
-        </w:rPr>
-        <w:t>at</w:t>
-      </w:r>
-      <w:proofErr w:type="gramEnd"/>
-      <w:r>
-        <w:rPr>
-          <w:rFonts w:eastAsia="Aptos" w:cs="Aptos"/>
-          <w:color w:val="000000" w:themeColor="text1"/>
-          <w:szCs w:val="21"/>
-        </w:rPr>
-        <w:t xml:space="preserve"> Day 7.</w:t>
+        <w:lastRenderedPageBreak/>
+        <w:t>At a strict regression margin of 0 psi, regression has higher precision but much lower recall. In other words, it creates fewer alerts, but it misses many actual failures. This is especially clear at Day 0 and still important at Day 7.</w:t>
       </w:r>
     </w:p>
-    <w:p/>
     <w:p>
+      <w:pPr>
+        <w:rPr>
+          <w:rFonts w:eastAsia="Batang" w:hint="eastAsia"/>
+          <w:b/>
+          <w:color w:val="1F4E79"/>
+          <w:sz w:val="24"/>
+          <w:lang w:eastAsia="ko-KR"/>
+        </w:rPr>
+      </w:pPr>
       <w:r>
         <w:rPr>
           <w:b/>
           <w:color w:val="1F4E79"/>
           <w:sz w:val="24"/>
         </w:rPr>
-        <w:t>6. ROC Curve Comparison</w:t>
+        <w:t xml:space="preserve">6. </w:t>
+      </w:r>
+      <w:r>
+        <w:rPr>
+          <w:b/>
+          <w:color w:val="1F4E79"/>
+          <w:sz w:val="24"/>
+        </w:rPr>
+        <w:t xml:space="preserve">Precision-Recall Performance </w:t>
       </w:r>
     </w:p>
     <w:p>
@@ -4527,10 +4424,10 @@
           <w:noProof/>
         </w:rPr>
         <w:drawing>
-          <wp:inline distT="0" distB="0" distL="0" distR="0" wp14:anchorId="2B48C8C0" wp14:editId="224A2B91">
-            <wp:extent cx="5852160" cy="4148455"/>
+          <wp:inline distT="0" distB="0" distL="0" distR="0" wp14:anchorId="3FEFCFEB" wp14:editId="3458A204">
+            <wp:extent cx="5057028" cy="3792772"/>
             <wp:effectExtent l="0" t="0" r="0" b="0"/>
-            <wp:docPr id="1" name="Picture 1"/>
+            <wp:docPr id="1728163253" name="Picture 1"/>
             <wp:cNvGraphicFramePr>
               <a:graphicFrameLocks xmlns:a="http://schemas.openxmlformats.org/drawingml/2006/main" noChangeAspect="1"/>
             </wp:cNvGraphicFramePr>
@@ -4538,26 +4435,29 @@
               <a:graphicData uri="http://schemas.openxmlformats.org/drawingml/2006/picture">
                 <pic:pic xmlns:pic="http://schemas.openxmlformats.org/drawingml/2006/picture">
                   <pic:nvPicPr>
-                    <pic:cNvPr id="1" name="Picture 1"/>
-                    <pic:cNvPicPr>
-                      <a:picLocks noChangeAspect="1" noChangeArrowheads="1"/>
-                    </pic:cNvPicPr>
+                    <pic:cNvPr id="1728163253" name="Picture 1728163253"/>
+                    <pic:cNvPicPr/>
                   </pic:nvPicPr>
                   <pic:blipFill>
-                    <a:blip r:embed="rId8"/>
+                    <a:blip r:embed="rId8">
+                      <a:extLst>
+                        <a:ext uri="{28A0092B-C50C-407E-A947-70E740481C1C}">
+                          <a14:useLocalDpi xmlns:a14="http://schemas.microsoft.com/office/drawing/2010/main" val="0"/>
+                        </a:ext>
+                      </a:extLst>
+                    </a:blip>
                     <a:stretch>
                       <a:fillRect/>
                     </a:stretch>
                   </pic:blipFill>
-                  <pic:spPr bwMode="auto">
+                  <pic:spPr>
                     <a:xfrm>
                       <a:off x="0" y="0"/>
-                      <a:ext cx="5852160" cy="4148455"/>
+                      <a:ext cx="5074960" cy="3806221"/>
                     </a:xfrm>
                     <a:prstGeom prst="rect">
                       <a:avLst/>
                     </a:prstGeom>
-                    <a:noFill/>
                   </pic:spPr>
                 </pic:pic>
               </a:graphicData>
@@ -4580,11 +4480,48 @@
       </w:r>
     </w:p>
     <w:p>
+      <w:pPr>
+        <w:rPr>
+          <w:rFonts w:eastAsia="Batang"/>
+          <w:sz w:val="20"/>
+          <w:lang w:eastAsia="ko-KR"/>
+        </w:rPr>
+      </w:pPr>
       <w:r>
         <w:rPr>
           <w:sz w:val="20"/>
         </w:rPr>
-        <w:t>In this threshold sweep, the strongest overall ROC curve is Day 7 - Field + Context using direct classifier (AUC 0.961). For the Day 7 + Context feature set, the direct classifier AUC is 0.961, compared with 0.956 for regression-derived risk.</w:t>
+        <w:t xml:space="preserve">In this threshold sweep, the strongest overall </w:t>
+      </w:r>
+      <w:r>
+        <w:rPr>
+          <w:rFonts w:eastAsia="Batang" w:hint="eastAsia"/>
+          <w:sz w:val="20"/>
+          <w:lang w:eastAsia="ko-KR"/>
+        </w:rPr>
+        <w:t>PR(recall and precision)</w:t>
+      </w:r>
+      <w:r>
+        <w:rPr>
+          <w:sz w:val="20"/>
+        </w:rPr>
+        <w:t xml:space="preserve"> curve is Day 7 - Field + Context </w:t>
+      </w:r>
+      <w:r>
+        <w:rPr>
+          <w:rFonts w:eastAsia="Batang" w:hint="eastAsia"/>
+          <w:sz w:val="20"/>
+          <w:lang w:eastAsia="ko-KR"/>
+        </w:rPr>
+        <w:t>model.</w:t>
+      </w:r>
+    </w:p>
+    <w:p>
+      <w:r>
+        <w:rPr>
+          <w:sz w:val="20"/>
+        </w:rPr>
+        <w:t>using direct classifier (AUC 0.961). For the Day 7 + Context feature set, the direct classifier AUC is 0.961, compared with 0.956 for regression-derived risk.</w:t>
       </w:r>
     </w:p>
     <w:p>
@@ -4729,23 +4666,7 @@
                 <w:rFonts w:eastAsia="MS Mincho" w:cs="Arial"/>
                 <w:sz w:val="16"/>
               </w:rPr>
-              <w:t xml:space="preserve">Can IMTS predict 28-day strength </w:t>
-            </w:r>
-            <w:proofErr w:type="gramStart"/>
-            <w:r>
-              <w:rPr>
-                <w:rFonts w:eastAsia="MS Mincho" w:cs="Arial"/>
-                <w:sz w:val="16"/>
-              </w:rPr>
-              <w:t>at</w:t>
-            </w:r>
-            <w:proofErr w:type="gramEnd"/>
-            <w:r>
-              <w:rPr>
-                <w:rFonts w:eastAsia="MS Mincho" w:cs="Arial"/>
-                <w:sz w:val="16"/>
-              </w:rPr>
-              <w:t xml:space="preserve"> Day 7?</w:t>
+              <w:t>Can IMTS predict 28-day strength at Day 7?</w:t>
             </w:r>
           </w:p>
         </w:tc>
@@ -4890,7 +4811,6 @@
                 <w:rFonts w:eastAsia="MS Mincho" w:cs="Arial"/>
                 <w:sz w:val="16"/>
               </w:rPr>
-              <w:lastRenderedPageBreak/>
               <w:t>Does a separate classifier add value?</w:t>
             </w:r>
           </w:p>
@@ -4960,23 +4880,7 @@
                 <w:rFonts w:eastAsia="MS Mincho" w:cs="Arial"/>
                 <w:sz w:val="16"/>
               </w:rPr>
-              <w:t xml:space="preserve">No. Better </w:t>
-            </w:r>
-            <w:proofErr w:type="gramStart"/>
-            <w:r>
-              <w:rPr>
-                <w:rFonts w:eastAsia="MS Mincho" w:cs="Arial"/>
-                <w:sz w:val="16"/>
-              </w:rPr>
-              <w:t>as</w:t>
-            </w:r>
-            <w:proofErr w:type="gramEnd"/>
-            <w:r>
-              <w:rPr>
-                <w:rFonts w:eastAsia="MS Mincho" w:cs="Arial"/>
-                <w:sz w:val="16"/>
-              </w:rPr>
-              <w:t xml:space="preserve"> preliminary screening.</w:t>
+              <w:t>No. Better as preliminary screening.</w:t>
             </w:r>
           </w:p>
         </w:tc>
@@ -5036,6 +4940,7 @@
         <w:pStyle w:val="Heading1"/>
       </w:pPr>
       <w:r>
+        <w:lastRenderedPageBreak/>
         <w:t>8. Recommended Product Direction</w:t>
       </w:r>
     </w:p>
@@ -5369,15 +5274,7 @@
     </w:tbl>
     <w:p>
       <w:r>
-        <w:t xml:space="preserve">The regression model answers: “What strength do we expect?” The classification model answers: “How concerned should we be that this test may fall below the required strength?” These questions are related, but they are not </w:t>
-      </w:r>
-      <w:proofErr w:type="gramStart"/>
-      <w:r>
-        <w:t>exactly the same</w:t>
-      </w:r>
-      <w:proofErr w:type="gramEnd"/>
-      <w:r>
-        <w:t>.</w:t>
+        <w:t>The regression model answers: “What strength do we expect?” The classification model answers: “How concerned should we be that this test may fall below the required strength?” These questions are related, but they are not exactly the same.</w:t>
       </w:r>
     </w:p>
     <w:p>
@@ -6730,6 +6627,119 @@
     </w:lvl>
   </w:abstractNum>
   <w:abstractNum w:abstractNumId="10" w15:restartNumberingAfterBreak="0">
+    <w:nsid w:val="54766A4A"/>
+    <w:multiLevelType w:val="hybridMultilevel"/>
+    <w:tmpl w:val="EB642148"/>
+    <w:lvl w:ilvl="0" w:tplc="04090001">
+      <w:start w:val="1"/>
+      <w:numFmt w:val="bullet"/>
+      <w:lvlText w:val=""/>
+      <w:lvlJc w:val="left"/>
+      <w:pPr>
+        <w:ind w:left="720" w:hanging="360"/>
+      </w:pPr>
+      <w:rPr>
+        <w:rFonts w:ascii="Symbol" w:hAnsi="Symbol" w:hint="default"/>
+      </w:rPr>
+    </w:lvl>
+    <w:lvl w:ilvl="1" w:tplc="04090003" w:tentative="1">
+      <w:start w:val="1"/>
+      <w:numFmt w:val="bullet"/>
+      <w:lvlText w:val="o"/>
+      <w:lvlJc w:val="left"/>
+      <w:pPr>
+        <w:ind w:left="1440" w:hanging="360"/>
+      </w:pPr>
+      <w:rPr>
+        <w:rFonts w:ascii="Courier New" w:hAnsi="Courier New" w:cs="Courier New" w:hint="default"/>
+      </w:rPr>
+    </w:lvl>
+    <w:lvl w:ilvl="2" w:tplc="04090005" w:tentative="1">
+      <w:start w:val="1"/>
+      <w:numFmt w:val="bullet"/>
+      <w:lvlText w:val=""/>
+      <w:lvlJc w:val="left"/>
+      <w:pPr>
+        <w:ind w:left="2160" w:hanging="360"/>
+      </w:pPr>
+      <w:rPr>
+        <w:rFonts w:ascii="Wingdings" w:hAnsi="Wingdings" w:hint="default"/>
+      </w:rPr>
+    </w:lvl>
+    <w:lvl w:ilvl="3" w:tplc="04090001" w:tentative="1">
+      <w:start w:val="1"/>
+      <w:numFmt w:val="bullet"/>
+      <w:lvlText w:val=""/>
+      <w:lvlJc w:val="left"/>
+      <w:pPr>
+        <w:ind w:left="2880" w:hanging="360"/>
+      </w:pPr>
+      <w:rPr>
+        <w:rFonts w:ascii="Symbol" w:hAnsi="Symbol" w:hint="default"/>
+      </w:rPr>
+    </w:lvl>
+    <w:lvl w:ilvl="4" w:tplc="04090003" w:tentative="1">
+      <w:start w:val="1"/>
+      <w:numFmt w:val="bullet"/>
+      <w:lvlText w:val="o"/>
+      <w:lvlJc w:val="left"/>
+      <w:pPr>
+        <w:ind w:left="3600" w:hanging="360"/>
+      </w:pPr>
+      <w:rPr>
+        <w:rFonts w:ascii="Courier New" w:hAnsi="Courier New" w:cs="Courier New" w:hint="default"/>
+      </w:rPr>
+    </w:lvl>
+    <w:lvl w:ilvl="5" w:tplc="04090005" w:tentative="1">
+      <w:start w:val="1"/>
+      <w:numFmt w:val="bullet"/>
+      <w:lvlText w:val=""/>
+      <w:lvlJc w:val="left"/>
+      <w:pPr>
+        <w:ind w:left="4320" w:hanging="360"/>
+      </w:pPr>
+      <w:rPr>
+        <w:rFonts w:ascii="Wingdings" w:hAnsi="Wingdings" w:hint="default"/>
+      </w:rPr>
+    </w:lvl>
+    <w:lvl w:ilvl="6" w:tplc="04090001" w:tentative="1">
+      <w:start w:val="1"/>
+      <w:numFmt w:val="bullet"/>
+      <w:lvlText w:val=""/>
+      <w:lvlJc w:val="left"/>
+      <w:pPr>
+        <w:ind w:left="5040" w:hanging="360"/>
+      </w:pPr>
+      <w:rPr>
+        <w:rFonts w:ascii="Symbol" w:hAnsi="Symbol" w:hint="default"/>
+      </w:rPr>
+    </w:lvl>
+    <w:lvl w:ilvl="7" w:tplc="04090003" w:tentative="1">
+      <w:start w:val="1"/>
+      <w:numFmt w:val="bullet"/>
+      <w:lvlText w:val="o"/>
+      <w:lvlJc w:val="left"/>
+      <w:pPr>
+        <w:ind w:left="5760" w:hanging="360"/>
+      </w:pPr>
+      <w:rPr>
+        <w:rFonts w:ascii="Courier New" w:hAnsi="Courier New" w:cs="Courier New" w:hint="default"/>
+      </w:rPr>
+    </w:lvl>
+    <w:lvl w:ilvl="8" w:tplc="04090005" w:tentative="1">
+      <w:start w:val="1"/>
+      <w:numFmt w:val="bullet"/>
+      <w:lvlText w:val=""/>
+      <w:lvlJc w:val="left"/>
+      <w:pPr>
+        <w:ind w:left="6480" w:hanging="360"/>
+      </w:pPr>
+      <w:rPr>
+        <w:rFonts w:ascii="Wingdings" w:hAnsi="Wingdings" w:hint="default"/>
+      </w:rPr>
+    </w:lvl>
+  </w:abstractNum>
+  <w:abstractNum w:abstractNumId="11" w15:restartNumberingAfterBreak="0">
     <w:nsid w:val="59C06694"/>
     <w:multiLevelType w:val="hybridMultilevel"/>
     <w:tmpl w:val="73D2BD56"/>
@@ -6821,7 +6831,7 @@
       </w:pPr>
     </w:lvl>
   </w:abstractNum>
-  <w:abstractNum w:abstractNumId="11" w15:restartNumberingAfterBreak="0">
+  <w:abstractNum w:abstractNumId="12" w15:restartNumberingAfterBreak="0">
     <w:nsid w:val="68264903"/>
     <w:multiLevelType w:val="hybridMultilevel"/>
     <w:tmpl w:val="99060AD2"/>
@@ -6965,10 +6975,13 @@
     <w:abstractNumId w:val="3"/>
   </w:num>
   <w:num w:numId="11" w16cid:durableId="1999993345">
-    <w:abstractNumId w:val="10"/>
+    <w:abstractNumId w:val="11"/>
   </w:num>
   <w:num w:numId="12" w16cid:durableId="797526933">
-    <w:abstractNumId w:val="11"/>
+    <w:abstractNumId w:val="12"/>
+  </w:num>
+  <w:num w:numId="13" w16cid:durableId="93938082">
+    <w:abstractNumId w:val="10"/>
   </w:num>
 </w:numbering>
 </file>
